--- a/docs/02_TRD_NSS_VIIT_A.docx
+++ b/docs/02_TRD_NSS_VIIT_A.docx
@@ -1,17 +1,9 @@
 
 <file path=word/document.xml><?xml version="1.0" encoding="utf-8"?>
-<w:document xmlns:wpc="http://schemas.microsoft.com/office/word/2010/wordprocessingCanvas" xmlns:mo="http://schemas.microsoft.com/office/mac/office/2008/main" xmlns:mc="http://schemas.openxmlformats.org/markup-compatibility/2006" xmlns:mv="urn:schemas-microsoft-com:mac:vml" xmlns:o="urn:schemas-microsoft-com:office:office" xmlns:r="http://schemas.openxmlformats.org/officeDocument/2006/relationships" xmlns:m="http://schemas.openxmlformats.org/officeDocument/2006/math" xmlns:v="urn:schemas-microsoft-com:vml" xmlns:wp14="http://schemas.microsoft.com/office/word/2010/wordprocessingDrawing" xmlns:wp="http://schemas.openxmlformats.org/drawingml/2006/wordprocessingDrawing" xmlns:w10="urn:schemas-microsoft-com:office:word" xmlns:w="http://schemas.openxmlformats.org/wordprocessingml/2006/main" xmlns:w14="http://schemas.microsoft.com/office/word/2010/wordml" xmlns:wpg="http://schemas.microsoft.com/office/word/2010/wordprocessingGroup" xmlns:wpi="http://schemas.microsoft.com/office/word/2010/wordprocessingInk" xmlns:wne="http://schemas.microsoft.com/office/word/2006/wordml" xmlns:wps="http://schemas.microsoft.com/office/word/2010/wordprocessingShape" mc:Ignorable="w14 wp14">
+<w:document xmlns:w="http://schemas.openxmlformats.org/wordprocessingml/2006/main">
   <w:body>
     <w:p>
-      <w:pPr>
-        <w:spacing w:before="1200"/>
-      </w:pPr>
       <w:r>
-        <w:rPr>
-          <w:b/>
-          <w:color w:val="C3A66B"/>
-          <w:sz w:val="32"/>
-        </w:rPr>
         <w:t>NSS VIIT (A)</w:t>
       </w:r>
     </w:p>
@@ -25,11 +17,7 @@
     </w:p>
     <w:p>
       <w:r>
-        <w:rPr>
-          <w:color w:val="657067"/>
-          <w:sz w:val="24"/>
-        </w:rPr>
-        <w:t>Proposed architecture, security, integrations, deployment and quality requirements</w:t>
+        <w:t>Proposed architecture, security, integrations, deployment and quality requirements (Integrated with MY Bharat)</w:t>
       </w:r>
     </w:p>
     <w:p>
@@ -42,29 +30,22 @@
         <w:tblStyle w:val="TableGrid"/>
         <w:tblW w:type="auto" w:w="0"/>
         <w:jc w:val="center"/>
-        <w:tblLook w:firstColumn="1" w:firstRow="1" w:lastColumn="0" w:lastRow="0" w:noHBand="0" w:noVBand="1" w:val="04A0"/>
+        <w:tblLook w:firstRow="1" w:lastRow="0" w:firstColumn="1" w:lastColumn="0" w:noHBand="0" w:noVBand="1" w:val="04A0"/>
       </w:tblPr>
       <w:tblGrid>
-        <w:gridCol w:w="4997"/>
-        <w:gridCol w:w="4997"/>
+        <w:gridCol w:w="3000"/>
+        <w:gridCol w:w="6500"/>
       </w:tblGrid>
       <w:tr>
+        <w:trPr/>
         <w:tc>
           <w:tcPr>
-            <w:tcW w:type="dxa" w:w="4997"/>
-            <w:shd w:fill="1A3C29"/>
+            <w:tcW w:type="dxa" w:w="3000"/>
           </w:tcPr>
           <w:p>
-            <w:pPr>
-              <w:spacing w:after="40"/>
-            </w:pPr>
-            <w:r/>
             <w:r>
               <w:rPr>
-                <w:rFonts w:ascii="Aptos" w:hAnsi="Aptos"/>
                 <w:b/>
-                <w:color w:val="FFFFFF"/>
-                <w:sz w:val="16"/>
               </w:rPr>
               <w:t>Document control</w:t>
             </w:r>
@@ -72,20 +53,12 @@
         </w:tc>
         <w:tc>
           <w:tcPr>
-            <w:tcW w:type="dxa" w:w="4997"/>
-            <w:shd w:fill="1A3C29"/>
+            <w:tcW w:type="dxa" w:w="6500"/>
           </w:tcPr>
           <w:p>
-            <w:pPr>
-              <w:spacing w:after="40"/>
-            </w:pPr>
-            <w:r/>
             <w:r>
               <w:rPr>
-                <w:rFonts w:ascii="Aptos" w:hAnsi="Aptos"/>
                 <w:b/>
-                <w:color w:val="FFFFFF"/>
-                <w:sz w:val="16"/>
               </w:rPr>
               <w:t>Value</w:t>
             </w:r>
@@ -93,228 +66,121 @@
         </w:tc>
       </w:tr>
       <w:tr>
+        <w:trPr/>
         <w:tc>
           <w:tcPr>
-            <w:tcW w:type="dxa" w:w="4997"/>
-            <w:shd w:fill="F8F7F3"/>
+            <w:tcW w:type="dxa" w:w="3000"/>
           </w:tcPr>
           <w:p>
-            <w:pPr>
-              <w:spacing w:after="40"/>
-            </w:pPr>
-            <w:r/>
             <w:r>
-              <w:rPr>
-                <w:rFonts w:ascii="Aptos" w:hAnsi="Aptos"/>
-                <w:b w:val="0"/>
-                <w:color w:val="292D2A"/>
-                <w:sz w:val="16"/>
-              </w:rPr>
               <w:t>ID</w:t>
             </w:r>
           </w:p>
         </w:tc>
         <w:tc>
           <w:tcPr>
-            <w:tcW w:type="dxa" w:w="4997"/>
-            <w:shd w:fill="F8F7F3"/>
+            <w:tcW w:type="dxa" w:w="6500"/>
           </w:tcPr>
           <w:p>
-            <w:pPr>
-              <w:spacing w:after="40"/>
-            </w:pPr>
-            <w:r/>
             <w:r>
-              <w:rPr>
-                <w:rFonts w:ascii="Aptos" w:hAnsi="Aptos"/>
-                <w:b w:val="0"/>
-                <w:color w:val="292D2A"/>
-                <w:sz w:val="16"/>
-              </w:rPr>
               <w:t>DOC-02</w:t>
             </w:r>
           </w:p>
         </w:tc>
       </w:tr>
       <w:tr>
+        <w:trPr/>
         <w:tc>
           <w:tcPr>
-            <w:tcW w:type="dxa" w:w="4997"/>
+            <w:tcW w:type="dxa" w:w="3000"/>
           </w:tcPr>
           <w:p>
-            <w:pPr>
-              <w:spacing w:after="40"/>
-            </w:pPr>
-            <w:r/>
             <w:r>
-              <w:rPr>
-                <w:rFonts w:ascii="Aptos" w:hAnsi="Aptos"/>
-                <w:b w:val="0"/>
-                <w:color w:val="292D2A"/>
-                <w:sz w:val="16"/>
-              </w:rPr>
               <w:t>Version</w:t>
             </w:r>
           </w:p>
         </w:tc>
         <w:tc>
           <w:tcPr>
-            <w:tcW w:type="dxa" w:w="4997"/>
+            <w:tcW w:type="dxa" w:w="6500"/>
           </w:tcPr>
           <w:p>
-            <w:pPr>
-              <w:spacing w:after="40"/>
-            </w:pPr>
-            <w:r/>
             <w:r>
-              <w:rPr>
-                <w:rFonts w:ascii="Aptos" w:hAnsi="Aptos"/>
-                <w:b w:val="0"/>
-                <w:color w:val="292D2A"/>
-                <w:sz w:val="16"/>
-              </w:rPr>
-              <w:t>1.0 — planning baseline</w:t>
+              <w:t>2.0 — integrated baseline (with MY Bharat expansion)</w:t>
             </w:r>
           </w:p>
         </w:tc>
       </w:tr>
       <w:tr>
+        <w:trPr/>
         <w:tc>
           <w:tcPr>
-            <w:tcW w:type="dxa" w:w="4997"/>
-            <w:shd w:fill="F8F7F3"/>
+            <w:tcW w:type="dxa" w:w="3000"/>
           </w:tcPr>
           <w:p>
-            <w:pPr>
-              <w:spacing w:after="40"/>
-            </w:pPr>
-            <w:r/>
             <w:r>
-              <w:rPr>
-                <w:rFonts w:ascii="Aptos" w:hAnsi="Aptos"/>
-                <w:b w:val="0"/>
-                <w:color w:val="292D2A"/>
-                <w:sz w:val="16"/>
-              </w:rPr>
               <w:t>Project</w:t>
             </w:r>
           </w:p>
         </w:tc>
         <w:tc>
           <w:tcPr>
-            <w:tcW w:type="dxa" w:w="4997"/>
-            <w:shd w:fill="F8F7F3"/>
+            <w:tcW w:type="dxa" w:w="6500"/>
           </w:tcPr>
           <w:p>
-            <w:pPr>
-              <w:spacing w:after="40"/>
-            </w:pPr>
-            <w:r/>
             <w:r>
-              <w:rPr>
-                <w:rFonts w:ascii="Aptos" w:hAnsi="Aptos"/>
-                <w:b w:val="0"/>
-                <w:color w:val="292D2A"/>
-                <w:sz w:val="16"/>
-              </w:rPr>
               <w:t>NSS VIIT (A) — complete website and digital platform</w:t>
             </w:r>
           </w:p>
         </w:tc>
       </w:tr>
       <w:tr>
+        <w:trPr/>
         <w:tc>
           <w:tcPr>
-            <w:tcW w:type="dxa" w:w="4997"/>
+            <w:tcW w:type="dxa" w:w="3000"/>
           </w:tcPr>
           <w:p>
-            <w:pPr>
-              <w:spacing w:after="40"/>
-            </w:pPr>
-            <w:r/>
             <w:r>
-              <w:rPr>
-                <w:rFonts w:ascii="Aptos" w:hAnsi="Aptos"/>
-                <w:b w:val="0"/>
-                <w:color w:val="292D2A"/>
-                <w:sz w:val="16"/>
-              </w:rPr>
               <w:t>Status</w:t>
             </w:r>
           </w:p>
         </w:tc>
         <w:tc>
           <w:tcPr>
-            <w:tcW w:type="dxa" w:w="4997"/>
+            <w:tcW w:type="dxa" w:w="6500"/>
           </w:tcPr>
           <w:p>
-            <w:pPr>
-              <w:spacing w:after="40"/>
-            </w:pPr>
-            <w:r/>
             <w:r>
-              <w:rPr>
-                <w:rFonts w:ascii="Aptos" w:hAnsi="Aptos"/>
-                <w:b w:val="0"/>
-                <w:color w:val="292D2A"/>
-                <w:sz w:val="16"/>
-              </w:rPr>
               <w:t>Requirements baseline; not an implementation or testing claim</w:t>
             </w:r>
           </w:p>
         </w:tc>
       </w:tr>
       <w:tr>
+        <w:trPr/>
         <w:tc>
           <w:tcPr>
-            <w:tcW w:type="dxa" w:w="4997"/>
-            <w:shd w:fill="F8F7F3"/>
+            <w:tcW w:type="dxa" w:w="3000"/>
           </w:tcPr>
           <w:p>
-            <w:pPr>
-              <w:spacing w:after="40"/>
-            </w:pPr>
-            <w:r/>
             <w:r>
-              <w:rPr>
-                <w:rFonts w:ascii="Aptos" w:hAnsi="Aptos"/>
-                <w:b w:val="0"/>
-                <w:color w:val="292D2A"/>
-                <w:sz w:val="16"/>
-              </w:rPr>
               <w:t>Approval</w:t>
             </w:r>
           </w:p>
         </w:tc>
         <w:tc>
           <w:tcPr>
-            <w:tcW w:type="dxa" w:w="4997"/>
-            <w:shd w:fill="F8F7F3"/>
+            <w:tcW w:type="dxa" w:w="6500"/>
           </w:tcPr>
           <w:p>
-            <w:pPr>
-              <w:spacing w:after="40"/>
-            </w:pPr>
-            <w:r/>
             <w:r>
-              <w:rPr>
-                <w:rFonts w:ascii="Aptos" w:hAnsi="Aptos"/>
-                <w:b w:val="0"/>
-                <w:color w:val="292D2A"/>
-                <w:sz w:val="16"/>
-              </w:rPr>
               <w:t>Review by both primary NSS administrators and college-authorized authority where applicable</w:t>
             </w:r>
           </w:p>
         </w:tc>
       </w:tr>
     </w:tbl>
-    <w:p/>
-    <w:p>
-      <w:r>
-        <w:br w:type="page"/>
-      </w:r>
-    </w:p>
     <w:p>
       <w:pPr>
         <w:pStyle w:val="Heading1"/>
@@ -325,7 +191,7 @@
     </w:p>
     <w:p>
       <w:r>
-        <w:t>Build a secure, maintainable responsive platform with a public content surface and private role-based application areas. Technology choices are provisional until provider pricing, free-tier limits, data ownership and institutional requirements are reviewed.</w:t>
+        <w:t>Build a secure, maintainable responsive platform with a public content surface and private role-based application areas. Technology choices are provisional until provider pricing, free-tier limits, data ownership and institutional requirements are reviewed. Integrates MY Bharat natively without assuming direct external government API connectivity.</w:t>
       </w:r>
     </w:p>
     <w:p>
@@ -341,30 +207,23 @@
         <w:tblStyle w:val="TableGrid"/>
         <w:tblW w:type="auto" w:w="0"/>
         <w:jc w:val="center"/>
-        <w:tblLook w:firstColumn="1" w:firstRow="1" w:lastColumn="0" w:lastRow="0" w:noHBand="0" w:noVBand="1" w:val="04A0"/>
+        <w:tblLook w:firstRow="1" w:lastRow="0" w:firstColumn="1" w:lastColumn="0" w:noHBand="0" w:noVBand="1" w:val="04A0"/>
       </w:tblPr>
       <w:tblGrid>
-        <w:gridCol w:w="3331"/>
-        <w:gridCol w:w="3331"/>
-        <w:gridCol w:w="3331"/>
+        <w:gridCol w:w="2000"/>
+        <w:gridCol w:w="3200"/>
+        <w:gridCol w:w="4300"/>
       </w:tblGrid>
       <w:tr>
+        <w:trPr/>
         <w:tc>
           <w:tcPr>
-            <w:tcW w:type="dxa" w:w="3331"/>
-            <w:shd w:fill="1A3C29"/>
+            <w:tcW w:type="dxa" w:w="2000"/>
           </w:tcPr>
           <w:p>
-            <w:pPr>
-              <w:spacing w:after="40"/>
-            </w:pPr>
-            <w:r/>
             <w:r>
               <w:rPr>
-                <w:rFonts w:ascii="Aptos" w:hAnsi="Aptos"/>
                 <w:b/>
-                <w:color w:val="FFFFFF"/>
-                <w:sz w:val="16"/>
               </w:rPr>
               <w:t>Layer</w:t>
             </w:r>
@@ -372,20 +231,12 @@
         </w:tc>
         <w:tc>
           <w:tcPr>
-            <w:tcW w:type="dxa" w:w="3331"/>
-            <w:shd w:fill="1A3C29"/>
+            <w:tcW w:type="dxa" w:w="3200"/>
           </w:tcPr>
           <w:p>
-            <w:pPr>
-              <w:spacing w:after="40"/>
-            </w:pPr>
-            <w:r/>
             <w:r>
               <w:rPr>
-                <w:rFonts w:ascii="Aptos" w:hAnsi="Aptos"/>
                 <w:b/>
-                <w:color w:val="FFFFFF"/>
-                <w:sz w:val="16"/>
               </w:rPr>
               <w:t>Candidate direction</w:t>
             </w:r>
@@ -393,20 +244,12 @@
         </w:tc>
         <w:tc>
           <w:tcPr>
-            <w:tcW w:type="dxa" w:w="3331"/>
-            <w:shd w:fill="1A3C29"/>
+            <w:tcW w:type="dxa" w:w="4300"/>
           </w:tcPr>
           <w:p>
-            <w:pPr>
-              <w:spacing w:after="40"/>
-            </w:pPr>
-            <w:r/>
             <w:r>
               <w:rPr>
-                <w:rFonts w:ascii="Aptos" w:hAnsi="Aptos"/>
                 <w:b/>
-                <w:color w:val="FFFFFF"/>
-                <w:sz w:val="16"/>
               </w:rPr>
               <w:t>Responsibilities</w:t>
             </w:r>
@@ -414,453 +257,237 @@
         </w:tc>
       </w:tr>
       <w:tr>
+        <w:trPr/>
         <w:tc>
           <w:tcPr>
-            <w:tcW w:type="dxa" w:w="3331"/>
-            <w:shd w:fill="F8F7F3"/>
+            <w:tcW w:type="dxa" w:w="2000"/>
           </w:tcPr>
           <w:p>
-            <w:pPr>
-              <w:spacing w:after="40"/>
-            </w:pPr>
-            <w:r/>
             <w:r>
-              <w:rPr>
-                <w:rFonts w:ascii="Aptos" w:hAnsi="Aptos"/>
-                <w:b w:val="0"/>
-                <w:color w:val="292D2A"/>
-                <w:sz w:val="16"/>
-              </w:rPr>
               <w:t>Frontend</w:t>
             </w:r>
           </w:p>
         </w:tc>
         <w:tc>
           <w:tcPr>
-            <w:tcW w:type="dxa" w:w="3331"/>
-            <w:shd w:fill="F8F7F3"/>
+            <w:tcW w:type="dxa" w:w="3200"/>
           </w:tcPr>
           <w:p>
-            <w:pPr>
-              <w:spacing w:after="40"/>
-            </w:pPr>
-            <w:r/>
             <w:r>
-              <w:rPr>
-                <w:rFonts w:ascii="Aptos" w:hAnsi="Aptos"/>
-                <w:b w:val="0"/>
-                <w:color w:val="292D2A"/>
-                <w:sz w:val="16"/>
-              </w:rPr>
-              <w:t>React + TypeScript candidate; not final.</w:t>
+              <w:t>React + TypeScript + Vite candidate.</w:t>
             </w:r>
           </w:p>
         </w:tc>
         <w:tc>
           <w:tcPr>
-            <w:tcW w:type="dxa" w:w="3331"/>
-            <w:shd w:fill="F8F7F3"/>
+            <w:tcW w:type="dxa" w:w="4300"/>
           </w:tcPr>
           <w:p>
-            <w:pPr>
-              <w:spacing w:after="40"/>
-            </w:pPr>
-            <w:r/>
             <w:r>
-              <w:rPr>
-                <w:rFonts w:ascii="Aptos" w:hAnsi="Aptos"/>
-                <w:b w:val="0"/>
-                <w:color w:val="292D2A"/>
-                <w:sz w:val="16"/>
-              </w:rPr>
-              <w:t>Public pages, dashboards, forms, animations, accessibility.</w:t>
+              <w:t>Public pages, MY Bharat section, dashboards, forms, animations, accessibility.</w:t>
             </w:r>
           </w:p>
         </w:tc>
       </w:tr>
       <w:tr>
+        <w:trPr/>
         <w:tc>
           <w:tcPr>
-            <w:tcW w:type="dxa" w:w="3331"/>
+            <w:tcW w:type="dxa" w:w="2000"/>
           </w:tcPr>
           <w:p>
-            <w:pPr>
-              <w:spacing w:after="40"/>
-            </w:pPr>
-            <w:r/>
             <w:r>
-              <w:rPr>
-                <w:rFonts w:ascii="Aptos" w:hAnsi="Aptos"/>
-                <w:b w:val="0"/>
-                <w:color w:val="292D2A"/>
-                <w:sz w:val="16"/>
-              </w:rPr>
               <w:t>API/business layer</w:t>
             </w:r>
           </w:p>
         </w:tc>
         <w:tc>
           <w:tcPr>
-            <w:tcW w:type="dxa" w:w="3331"/>
+            <w:tcW w:type="dxa" w:w="3200"/>
           </w:tcPr>
           <w:p>
-            <w:pPr>
-              <w:spacing w:after="40"/>
-            </w:pPr>
-            <w:r/>
             <w:r>
-              <w:rPr>
-                <w:rFonts w:ascii="Aptos" w:hAnsi="Aptos"/>
-                <w:b w:val="0"/>
-                <w:color w:val="292D2A"/>
-                <w:sz w:val="16"/>
-              </w:rPr>
               <w:t>Server-side API.</w:t>
             </w:r>
           </w:p>
         </w:tc>
         <w:tc>
           <w:tcPr>
-            <w:tcW w:type="dxa" w:w="3331"/>
+            <w:tcW w:type="dxa" w:w="4300"/>
           </w:tcPr>
           <w:p>
-            <w:pPr>
-              <w:spacing w:after="40"/>
-            </w:pPr>
-            <w:r/>
             <w:r>
-              <w:rPr>
-                <w:rFonts w:ascii="Aptos" w:hAnsi="Aptos"/>
-                <w:b w:val="0"/>
-                <w:color w:val="292D2A"/>
-                <w:sz w:val="16"/>
-              </w:rPr>
-              <w:t>Authorization, validation, workflows, hour calculations, notifications and audit.</w:t>
+              <w:t>Authorization, validation, multi-track registration, hour calculations, notifications and audit.</w:t>
             </w:r>
           </w:p>
         </w:tc>
       </w:tr>
       <w:tr>
+        <w:trPr/>
         <w:tc>
           <w:tcPr>
-            <w:tcW w:type="dxa" w:w="3331"/>
-            <w:shd w:fill="F8F7F3"/>
+            <w:tcW w:type="dxa" w:w="2000"/>
           </w:tcPr>
           <w:p>
-            <w:pPr>
-              <w:spacing w:after="40"/>
-            </w:pPr>
-            <w:r/>
             <w:r>
-              <w:rPr>
-                <w:rFonts w:ascii="Aptos" w:hAnsi="Aptos"/>
-                <w:b w:val="0"/>
-                <w:color w:val="292D2A"/>
-                <w:sz w:val="16"/>
-              </w:rPr>
               <w:t>Database</w:t>
             </w:r>
           </w:p>
         </w:tc>
         <w:tc>
           <w:tcPr>
-            <w:tcW w:type="dxa" w:w="3331"/>
-            <w:shd w:fill="F8F7F3"/>
+            <w:tcW w:type="dxa" w:w="3200"/>
           </w:tcPr>
           <w:p>
-            <w:pPr>
-              <w:spacing w:after="40"/>
-            </w:pPr>
-            <w:r/>
             <w:r>
-              <w:rPr>
-                <w:rFonts w:ascii="Aptos" w:hAnsi="Aptos"/>
-                <w:b w:val="0"/>
-                <w:color w:val="292D2A"/>
-                <w:sz w:val="16"/>
-              </w:rPr>
-              <w:t>Managed PostgreSQL preferred.</w:t>
+              <w:t>Managed PostgreSQL preferred (Supabase candidate).</w:t>
             </w:r>
           </w:p>
         </w:tc>
         <w:tc>
           <w:tcPr>
-            <w:tcW w:type="dxa" w:w="3331"/>
-            <w:shd w:fill="F8F7F3"/>
+            <w:tcW w:type="dxa" w:w="4300"/>
           </w:tcPr>
           <w:p>
-            <w:pPr>
-              <w:spacing w:after="40"/>
-            </w:pPr>
-            <w:r/>
             <w:r>
-              <w:rPr>
-                <w:rFonts w:ascii="Aptos" w:hAnsi="Aptos"/>
-                <w:b w:val="0"/>
-                <w:color w:val="292D2A"/>
-                <w:sz w:val="16"/>
-              </w:rPr>
-              <w:t>Users, roles, events, registrations, attendance, service hours, tasks, content history.</w:t>
+              <w:t>Users, roles, multi-track registration, events (NSS/Bharat/Joint), attendance, separate hour ledgers, tasks, content history.</w:t>
             </w:r>
           </w:p>
         </w:tc>
       </w:tr>
       <w:tr>
+        <w:trPr/>
         <w:tc>
           <w:tcPr>
-            <w:tcW w:type="dxa" w:w="3331"/>
+            <w:tcW w:type="dxa" w:w="2000"/>
           </w:tcPr>
           <w:p>
-            <w:pPr>
-              <w:spacing w:after="40"/>
-            </w:pPr>
-            <w:r/>
             <w:r>
-              <w:rPr>
-                <w:rFonts w:ascii="Aptos" w:hAnsi="Aptos"/>
-                <w:b w:val="0"/>
-                <w:color w:val="292D2A"/>
-                <w:sz w:val="16"/>
-              </w:rPr>
               <w:t>Authentication</w:t>
             </w:r>
           </w:p>
         </w:tc>
         <w:tc>
           <w:tcPr>
-            <w:tcW w:type="dxa" w:w="3331"/>
+            <w:tcW w:type="dxa" w:w="3200"/>
           </w:tcPr>
           <w:p>
-            <w:pPr>
-              <w:spacing w:after="40"/>
-            </w:pPr>
-            <w:r/>
             <w:r>
-              <w:rPr>
-                <w:rFonts w:ascii="Aptos" w:hAnsi="Aptos"/>
-                <w:b w:val="0"/>
-                <w:color w:val="292D2A"/>
-                <w:sz w:val="16"/>
-              </w:rPr>
               <w:t>Managed authentication candidate.</w:t>
             </w:r>
           </w:p>
         </w:tc>
         <w:tc>
           <w:tcPr>
-            <w:tcW w:type="dxa" w:w="3331"/>
+            <w:tcW w:type="dxa" w:w="4300"/>
           </w:tcPr>
           <w:p>
-            <w:pPr>
-              <w:spacing w:after="40"/>
-            </w:pPr>
-            <w:r/>
             <w:r>
-              <w:rPr>
-                <w:rFonts w:ascii="Aptos" w:hAnsi="Aptos"/>
-                <w:b w:val="0"/>
-                <w:color w:val="292D2A"/>
-                <w:sz w:val="16"/>
-              </w:rPr>
-              <w:t>Email verification, password reset, MFA, sessions and recovery.</w:t>
+              <w:t>Email verification, password reset, MFA for admins, sessions and recovery.</w:t>
             </w:r>
           </w:p>
         </w:tc>
       </w:tr>
       <w:tr>
+        <w:trPr/>
         <w:tc>
           <w:tcPr>
-            <w:tcW w:type="dxa" w:w="3331"/>
-            <w:shd w:fill="F8F7F3"/>
+            <w:tcW w:type="dxa" w:w="2000"/>
           </w:tcPr>
           <w:p>
-            <w:pPr>
-              <w:spacing w:after="40"/>
-            </w:pPr>
-            <w:r/>
             <w:r>
-              <w:rPr>
-                <w:rFonts w:ascii="Aptos" w:hAnsi="Aptos"/>
-                <w:b w:val="0"/>
-                <w:color w:val="292D2A"/>
-                <w:sz w:val="16"/>
-              </w:rPr>
               <w:t>Object storage</w:t>
             </w:r>
           </w:p>
         </w:tc>
         <w:tc>
           <w:tcPr>
-            <w:tcW w:type="dxa" w:w="3331"/>
-            <w:shd w:fill="F8F7F3"/>
+            <w:tcW w:type="dxa" w:w="3200"/>
           </w:tcPr>
           <w:p>
-            <w:pPr>
-              <w:spacing w:after="40"/>
-            </w:pPr>
-            <w:r/>
             <w:r>
-              <w:rPr>
-                <w:rFonts w:ascii="Aptos" w:hAnsi="Aptos"/>
-                <w:b w:val="0"/>
-                <w:color w:val="292D2A"/>
-                <w:sz w:val="16"/>
-              </w:rPr>
               <w:t>Managed private storage.</w:t>
             </w:r>
           </w:p>
         </w:tc>
         <w:tc>
           <w:tcPr>
-            <w:tcW w:type="dxa" w:w="3331"/>
-            <w:shd w:fill="F8F7F3"/>
+            <w:tcW w:type="dxa" w:w="4300"/>
           </w:tcPr>
           <w:p>
-            <w:pPr>
-              <w:spacing w:after="40"/>
-            </w:pPr>
-            <w:r/>
             <w:r>
-              <w:rPr>
-                <w:rFonts w:ascii="Aptos" w:hAnsi="Aptos"/>
-                <w:b w:val="0"/>
-                <w:color w:val="292D2A"/>
-                <w:sz w:val="16"/>
-              </w:rPr>
               <w:t>Media, reports, task files and resources; publish only approved assets.</w:t>
             </w:r>
           </w:p>
         </w:tc>
       </w:tr>
       <w:tr>
+        <w:trPr/>
         <w:tc>
           <w:tcPr>
-            <w:tcW w:type="dxa" w:w="3331"/>
+            <w:tcW w:type="dxa" w:w="2000"/>
           </w:tcPr>
           <w:p>
-            <w:pPr>
-              <w:spacing w:after="40"/>
-            </w:pPr>
-            <w:r/>
             <w:r>
-              <w:rPr>
-                <w:rFonts w:ascii="Aptos" w:hAnsi="Aptos"/>
-                <w:b w:val="0"/>
-                <w:color w:val="292D2A"/>
-                <w:sz w:val="16"/>
-              </w:rPr>
               <w:t>Email</w:t>
             </w:r>
           </w:p>
         </w:tc>
         <w:tc>
           <w:tcPr>
-            <w:tcW w:type="dxa" w:w="3331"/>
+            <w:tcW w:type="dxa" w:w="3200"/>
           </w:tcPr>
           <w:p>
-            <w:pPr>
-              <w:spacing w:after="40"/>
-            </w:pPr>
-            <w:r/>
             <w:r>
-              <w:rPr>
-                <w:rFonts w:ascii="Aptos" w:hAnsi="Aptos"/>
-                <w:b w:val="0"/>
-                <w:color w:val="292D2A"/>
-                <w:sz w:val="16"/>
-              </w:rPr>
               <w:t>Transactional provider.</w:t>
             </w:r>
           </w:p>
         </w:tc>
         <w:tc>
           <w:tcPr>
-            <w:tcW w:type="dxa" w:w="3331"/>
+            <w:tcW w:type="dxa" w:w="4300"/>
           </w:tcPr>
           <w:p>
-            <w:pPr>
-              <w:spacing w:after="40"/>
-            </w:pPr>
-            <w:r/>
             <w:r>
-              <w:rPr>
-                <w:rFonts w:ascii="Aptos" w:hAnsi="Aptos"/>
-                <w:b w:val="0"/>
-                <w:color w:val="292D2A"/>
-                <w:sz w:val="16"/>
-              </w:rPr>
               <w:t>Verification, notifications, support updates and alerts.</w:t>
             </w:r>
           </w:p>
         </w:tc>
       </w:tr>
       <w:tr>
+        <w:trPr/>
         <w:tc>
           <w:tcPr>
-            <w:tcW w:type="dxa" w:w="3331"/>
-            <w:shd w:fill="F8F7F3"/>
+            <w:tcW w:type="dxa" w:w="2000"/>
           </w:tcPr>
           <w:p>
-            <w:pPr>
-              <w:spacing w:after="40"/>
-            </w:pPr>
-            <w:r/>
             <w:r>
-              <w:rPr>
-                <w:rFonts w:ascii="Aptos" w:hAnsi="Aptos"/>
-                <w:b w:val="0"/>
-                <w:color w:val="292D2A"/>
-                <w:sz w:val="16"/>
-              </w:rPr>
               <w:t>Hosting/monitoring</w:t>
             </w:r>
           </w:p>
         </w:tc>
         <w:tc>
           <w:tcPr>
-            <w:tcW w:type="dxa" w:w="3331"/>
-            <w:shd w:fill="F8F7F3"/>
+            <w:tcW w:type="dxa" w:w="3200"/>
           </w:tcPr>
           <w:p>
-            <w:pPr>
-              <w:spacing w:after="40"/>
-            </w:pPr>
-            <w:r/>
             <w:r>
-              <w:rPr>
-                <w:rFonts w:ascii="Aptos" w:hAnsi="Aptos"/>
-                <w:b w:val="0"/>
-                <w:color w:val="292D2A"/>
-                <w:sz w:val="16"/>
-              </w:rPr>
               <w:t>Choose after review.</w:t>
             </w:r>
           </w:p>
         </w:tc>
         <w:tc>
           <w:tcPr>
-            <w:tcW w:type="dxa" w:w="3331"/>
-            <w:shd w:fill="F8F7F3"/>
+            <w:tcW w:type="dxa" w:w="4300"/>
           </w:tcPr>
           <w:p>
-            <w:pPr>
-              <w:spacing w:after="40"/>
-            </w:pPr>
-            <w:r/>
             <w:r>
-              <w:rPr>
-                <w:rFonts w:ascii="Aptos" w:hAnsi="Aptos"/>
-                <w:b w:val="0"/>
-                <w:color w:val="292D2A"/>
-                <w:sz w:val="16"/>
-              </w:rPr>
               <w:t>HTTPS, deploys, secrets, availability, errors, backups and email status.</w:t>
             </w:r>
           </w:p>
         </w:tc>
       </w:tr>
     </w:tbl>
-    <w:p/>
     <w:p>
       <w:pPr>
         <w:pStyle w:val="Heading1"/>
@@ -872,82 +499,57 @@
     <w:p>
       <w:pPr>
         <w:pStyle w:val="ListBullet"/>
-        <w:spacing w:after="40"/>
       </w:pPr>
       <w:r>
-        <w:t>Deny by default. Each protected API validates identity, role, module permission and object-level access.</w:t>
+        <w:t>Deny by default: each protected API validates identity, role, module permission and object-level access.</w:t>
       </w:r>
     </w:p>
     <w:p>
       <w:pPr>
         <w:pStyle w:val="ListBullet"/>
-        <w:spacing w:after="40"/>
       </w:pPr>
       <w:r>
-        <w:t>Do not trust client-side role flags, hidden buttons or route guards as authorization.</w:t>
+        <w:t>Do not trust client-side role flags, hidden buttons or route guards as authorization; enforce strictly on the server and database (RLS).</w:t>
       </w:r>
     </w:p>
     <w:p>
       <w:pPr>
         <w:pStyle w:val="ListBullet"/>
-        <w:spacing w:after="40"/>
       </w:pPr>
       <w:r>
-        <w:t>Separate account status, volunteer lifecycle, role assignment and active sessions.</w:t>
+        <w:t>Separate account status, volunteer lifecycle, initiative track, role assignment and active sessions.</w:t>
       </w:r>
     </w:p>
     <w:p>
       <w:pPr>
         <w:pStyle w:val="ListBullet"/>
-        <w:spacing w:after="40"/>
       </w:pPr>
       <w:r>
-        <w:t>MFA mandatory for the two primary administrators; Core Team MFA optional initially, to be reassessed before production.</w:t>
+        <w:t>MFA mandatory for primary administrators (Main Website Admin, NSS Operations Admin, and Faculty/PO Reviewer).</w:t>
       </w:r>
     </w:p>
     <w:p>
       <w:pPr>
         <w:pStyle w:val="ListBullet"/>
-        <w:spacing w:after="40"/>
       </w:pPr>
       <w:r>
-        <w:t>Admin revocation invalidates sessions/tokens and blocks later privileged requests.</w:t>
+        <w:t>Admin revocation invalidates sessions/tokens and immediately blocks later privileged requests.</w:t>
       </w:r>
     </w:p>
     <w:p>
       <w:pPr>
         <w:pStyle w:val="ListBullet"/>
-        <w:spacing w:after="40"/>
       </w:pPr>
       <w:r>
-        <w:t>Recovery authority must not rely only on a potentially compromised admin account.</w:t>
+        <w:t>Audit critical actions with actor, action, time, target, prior/new state and reason; avoid unnecessary personal data in logs.</w:t>
       </w:r>
     </w:p>
     <w:p>
       <w:pPr>
         <w:pStyle w:val="ListBullet"/>
-        <w:spacing w:after="40"/>
       </w:pPr>
       <w:r>
-        <w:t>Audit critical actions with actor, action, time, target and reason; avoid unnecessary personal data in logs.</w:t>
-      </w:r>
-    </w:p>
-    <w:p>
-      <w:pPr>
-        <w:pStyle w:val="ListBullet"/>
-        <w:spacing w:after="40"/>
-      </w:pPr>
-      <w:r>
-        <w:t>Keep secrets in deployment secret management, not source control/client bundles.</w:t>
-      </w:r>
-    </w:p>
-    <w:p>
-      <w:pPr>
-        <w:pStyle w:val="ListBullet"/>
-        <w:spacing w:after="40"/>
-      </w:pPr>
-      <w:r>
-        <w:t>Validate file size/type, safe names and download access; scan uploads where supported.</w:t>
+        <w:t>Keep secrets in deployment secret management, never in source control or client bundles.</w:t>
       </w:r>
     </w:p>
     <w:p>
@@ -961,61 +563,46 @@
     <w:p>
       <w:pPr>
         <w:pStyle w:val="ListBullet"/>
-        <w:spacing w:after="40"/>
       </w:pPr>
       <w:r>
-        <w:t>Attendance corrections only by Operations Admin; preserve previous/new values, actor, timestamp and reason.</w:t>
+        <w:t>Attendance corrections only by authorized administrators/coordinators; preserve previous/new values, actor, timestamp and reason in attendance_change_log.</w:t>
       </w:r>
     </w:p>
     <w:p>
       <w:pPr>
         <w:pStyle w:val="ListBullet"/>
-        <w:spacing w:after="40"/>
       </w:pPr>
       <w:r>
-        <w:t>Service hours derive from approved attendance and approved activity-duration rules; prevent duplicates.</w:t>
+        <w:t>Service hours derive strictly from approved attendance; maintained in distinct ledgers (nss_hours vs my_bharat_hours).</w:t>
       </w:r>
     </w:p>
     <w:p>
       <w:pPr>
         <w:pStyle w:val="ListBullet"/>
-        <w:spacing w:after="40"/>
       </w:pPr>
       <w:r>
-        <w:t>Registration checks eligibility, time window and capacity atomically to prevent overbooking.</w:t>
+        <w:t>CRITICAL: Joint-event hours must NEVER be double-counted. Calculation formulas remain pending Programme Officer confirmation.</w:t>
       </w:r>
     </w:p>
     <w:p>
       <w:pPr>
         <w:pStyle w:val="ListBullet"/>
-        <w:spacing w:after="40"/>
       </w:pPr>
       <w:r>
-        <w:t>Public APIs/search return only approved/published content.</w:t>
+        <w:t>Registration checks track eligibility, time window and capacity transactionally to prevent overbooking.</w:t>
       </w:r>
     </w:p>
     <w:p>
       <w:pPr>
         <w:pStyle w:val="ListBullet"/>
-        <w:spacing w:after="40"/>
       </w:pPr>
       <w:r>
-        <w:t>Certificate eligibility is reviewable; issuance requires authorized approval.</w:t>
+        <w:t>Roster integrity check: administrative validation verifies 28 Core Team members (24 NSS, 4 MY Bharat) prior to public roster publishing; no brittle database constraints.</w:t>
       </w:r>
     </w:p>
     <w:p>
       <w:pPr>
         <w:pStyle w:val="ListBullet"/>
-        <w:spacing w:after="40"/>
-      </w:pPr>
-      <w:r>
-        <w:t>Archive/soft-delete is normal removal; permanent deletion is separately authorized.</w:t>
-      </w:r>
-    </w:p>
-    <w:p>
-      <w:pPr>
-        <w:pStyle w:val="ListBullet"/>
-        <w:spacing w:after="40"/>
       </w:pPr>
       <w:r>
         <w:t>Academic-year changes never reset historical service or role records.</w:t>
@@ -1026,7 +613,7 @@
         <w:pStyle w:val="Heading1"/>
       </w:pPr>
       <w:r>
-        <w:t>5. Access model</w:t>
+        <w:t>5. Access model and technical controls</w:t>
       </w:r>
     </w:p>
     <w:tbl>
@@ -1034,50 +621,35 @@
         <w:tblStyle w:val="TableGrid"/>
         <w:tblW w:type="auto" w:w="0"/>
         <w:jc w:val="center"/>
-        <w:tblLook w:firstColumn="1" w:firstRow="1" w:lastColumn="0" w:lastRow="0" w:noHBand="0" w:noVBand="1" w:val="04A0"/>
+        <w:tblLook w:firstRow="1" w:lastRow="0" w:firstColumn="1" w:lastColumn="0" w:noHBand="0" w:noVBand="1" w:val="04A0"/>
       </w:tblPr>
       <w:tblGrid>
-        <w:gridCol w:w="4997"/>
-        <w:gridCol w:w="4997"/>
+        <w:gridCol w:w="3000"/>
+        <w:gridCol w:w="6500"/>
       </w:tblGrid>
       <w:tr>
+        <w:trPr/>
         <w:tc>
           <w:tcPr>
-            <w:tcW w:type="dxa" w:w="4997"/>
-            <w:shd w:fill="1A3C29"/>
+            <w:tcW w:type="dxa" w:w="3000"/>
           </w:tcPr>
           <w:p>
-            <w:pPr>
-              <w:spacing w:after="40"/>
-            </w:pPr>
-            <w:r/>
             <w:r>
               <w:rPr>
-                <w:rFonts w:ascii="Aptos" w:hAnsi="Aptos"/>
                 <w:b/>
-                <w:color w:val="FFFFFF"/>
-                <w:sz w:val="16"/>
               </w:rPr>
-              <w:t>Area</w:t>
+              <w:t>Area / Role</w:t>
             </w:r>
           </w:p>
         </w:tc>
         <w:tc>
           <w:tcPr>
-            <w:tcW w:type="dxa" w:w="4997"/>
-            <w:shd w:fill="1A3C29"/>
+            <w:tcW w:type="dxa" w:w="6500"/>
           </w:tcPr>
           <w:p>
-            <w:pPr>
-              <w:spacing w:after="40"/>
-            </w:pPr>
-            <w:r/>
             <w:r>
               <w:rPr>
-                <w:rFonts w:ascii="Aptos" w:hAnsi="Aptos"/>
                 <w:b/>
-                <w:color w:val="FFFFFF"/>
-                <w:sz w:val="16"/>
               </w:rPr>
               <w:t>Technical control</w:t>
             </w:r>
@@ -1085,223 +657,167 @@
         </w:tc>
       </w:tr>
       <w:tr>
+        <w:trPr/>
         <w:tc>
           <w:tcPr>
-            <w:tcW w:type="dxa" w:w="4997"/>
-            <w:shd w:fill="F8F7F3"/>
+            <w:tcW w:type="dxa" w:w="3000"/>
           </w:tcPr>
           <w:p>
-            <w:pPr>
-              <w:spacing w:after="40"/>
-            </w:pPr>
-            <w:r/>
             <w:r>
-              <w:rPr>
-                <w:rFonts w:ascii="Aptos" w:hAnsi="Aptos"/>
-                <w:b w:val="0"/>
-                <w:color w:val="292D2A"/>
-                <w:sz w:val="16"/>
-              </w:rPr>
-              <w:t>Website Admin</w:t>
+              <w:t>Main Website Admin</w:t>
             </w:r>
           </w:p>
         </w:tc>
         <w:tc>
           <w:tcPr>
-            <w:tcW w:type="dxa" w:w="4997"/>
-            <w:shd w:fill="F8F7F3"/>
+            <w:tcW w:type="dxa" w:w="6500"/>
           </w:tcPr>
           <w:p>
-            <w:pPr>
-              <w:spacing w:after="40"/>
-            </w:pPr>
-            <w:r/>
             <w:r>
-              <w:rPr>
-                <w:rFonts w:ascii="Aptos" w:hAnsi="Aptos"/>
-                <w:b w:val="0"/>
-                <w:color w:val="292D2A"/>
-                <w:sz w:val="16"/>
-              </w:rPr>
-              <w:t>Scoped content, homepage, preview/publish and version permissions.</w:t>
+              <w:t>Scoped content, homepage, MY Bharat public page, preview/publish and version permissions.</w:t>
             </w:r>
           </w:p>
         </w:tc>
       </w:tr>
       <w:tr>
+        <w:trPr/>
         <w:tc>
           <w:tcPr>
-            <w:tcW w:type="dxa" w:w="4997"/>
+            <w:tcW w:type="dxa" w:w="3000"/>
           </w:tcPr>
           <w:p>
-            <w:pPr>
-              <w:spacing w:after="40"/>
-            </w:pPr>
-            <w:r/>
             <w:r>
-              <w:rPr>
-                <w:rFonts w:ascii="Aptos" w:hAnsi="Aptos"/>
-                <w:b w:val="0"/>
-                <w:color w:val="292D2A"/>
-                <w:sz w:val="16"/>
-              </w:rPr>
-              <w:t>Operations Admin</w:t>
+              <w:t>NSS Operations Admin</w:t>
             </w:r>
           </w:p>
         </w:tc>
         <w:tc>
           <w:tcPr>
-            <w:tcW w:type="dxa" w:w="4997"/>
+            <w:tcW w:type="dxa" w:w="6500"/>
           </w:tcPr>
           <w:p>
-            <w:pPr>
-              <w:spacing w:after="40"/>
-            </w:pPr>
-            <w:r/>
             <w:r>
-              <w:rPr>
-                <w:rFonts w:ascii="Aptos" w:hAnsi="Aptos"/>
-                <w:b w:val="0"/>
-                <w:color w:val="292D2A"/>
-                <w:sz w:val="16"/>
-              </w:rPr>
-              <w:t>Volunteer approval, events, attendance correction, hours and operational reports.</w:t>
+              <w:t>NSS volunteer approval, NSS events, attendance correction, NSS hours and operational reports.</w:t>
             </w:r>
           </w:p>
         </w:tc>
       </w:tr>
       <w:tr>
+        <w:trPr/>
         <w:tc>
           <w:tcPr>
-            <w:tcW w:type="dxa" w:w="4997"/>
-            <w:shd w:fill="F8F7F3"/>
+            <w:tcW w:type="dxa" w:w="3000"/>
           </w:tcPr>
           <w:p>
-            <w:pPr>
-              <w:spacing w:after="40"/>
-            </w:pPr>
-            <w:r/>
             <w:r>
-              <w:rPr>
-                <w:rFonts w:ascii="Aptos" w:hAnsi="Aptos"/>
-                <w:b w:val="0"/>
-                <w:color w:val="292D2A"/>
-                <w:sz w:val="16"/>
-              </w:rPr>
-              <w:t>Core Team</w:t>
+              <w:t>MY Bharat Coordinator (Proposed)</w:t>
             </w:r>
           </w:p>
         </w:tc>
         <w:tc>
           <w:tcPr>
-            <w:tcW w:type="dxa" w:w="4997"/>
-            <w:shd w:fill="F8F7F3"/>
+            <w:tcW w:type="dxa" w:w="6500"/>
           </w:tcPr>
           <w:p>
-            <w:pPr>
-              <w:spacing w:after="40"/>
-            </w:pPr>
-            <w:r/>
             <w:r>
-              <w:rPr>
-                <w:rFonts w:ascii="Aptos" w:hAnsi="Aptos"/>
-                <w:b w:val="0"/>
-                <w:color w:val="292D2A"/>
-                <w:sz w:val="16"/>
-              </w:rPr>
-              <w:t>Individual accounts with role-specific permissions; title does not imply admin rights.</w:t>
+              <w:t>MY Bharat volunteer approval, MY Bharat events, attendance logging and cell announcements.</w:t>
             </w:r>
           </w:p>
         </w:tc>
       </w:tr>
       <w:tr>
+        <w:trPr/>
         <w:tc>
           <w:tcPr>
-            <w:tcW w:type="dxa" w:w="4997"/>
+            <w:tcW w:type="dxa" w:w="3000"/>
           </w:tcPr>
           <w:p>
-            <w:pPr>
-              <w:spacing w:after="40"/>
-            </w:pPr>
-            <w:r/>
             <w:r>
-              <w:rPr>
-                <w:rFonts w:ascii="Aptos" w:hAnsi="Aptos"/>
-                <w:b w:val="0"/>
-                <w:color w:val="292D2A"/>
-                <w:sz w:val="16"/>
-              </w:rPr>
+              <w:t>Faculty / PO Reviewer (Proposed)</w:t>
+            </w:r>
+          </w:p>
+        </w:tc>
+        <w:tc>
+          <w:tcPr>
+            <w:tcW w:type="dxa" w:w="6500"/>
+          </w:tcPr>
+          <w:p>
+            <w:r>
+              <w:t>High-level review: Joint event approvals, certificate eligibility sign-offs, annual report audits.</w:t>
+            </w:r>
+          </w:p>
+        </w:tc>
+      </w:tr>
+      <w:tr>
+        <w:trPr/>
+        <w:tc>
+          <w:tcPr>
+            <w:tcW w:type="dxa" w:w="3000"/>
+          </w:tcPr>
+          <w:p>
+            <w:r>
+              <w:t>Core Team (28 Members)</w:t>
+            </w:r>
+          </w:p>
+        </w:tc>
+        <w:tc>
+          <w:tcPr>
+            <w:tcW w:type="dxa" w:w="6500"/>
+          </w:tcPr>
+          <w:p>
+            <w:r>
+              <w:t>Individual accounts with role-specific task permissions; title or wing designation does not imply admin rights.</w:t>
+            </w:r>
+          </w:p>
+        </w:tc>
+      </w:tr>
+      <w:tr>
+        <w:trPr/>
+        <w:tc>
+          <w:tcPr>
+            <w:tcW w:type="dxa" w:w="3000"/>
+          </w:tcPr>
+          <w:p>
+            <w:r>
               <w:t>Volunteer</w:t>
             </w:r>
           </w:p>
         </w:tc>
         <w:tc>
           <w:tcPr>
-            <w:tcW w:type="dxa" w:w="4997"/>
+            <w:tcW w:type="dxa" w:w="6500"/>
           </w:tcPr>
           <w:p>
-            <w:pPr>
-              <w:spacing w:after="40"/>
-            </w:pPr>
-            <w:r/>
             <w:r>
-              <w:rPr>
-                <w:rFonts w:ascii="Aptos" w:hAnsi="Aptos"/>
-                <w:b w:val="0"/>
-                <w:color w:val="292D2A"/>
-                <w:sz w:val="16"/>
-              </w:rPr>
-              <w:t>Own-record access only.</w:t>
+              <w:t>Own-record access only (registered track, attendance, separate hour breakdown, certificates).</w:t>
             </w:r>
           </w:p>
         </w:tc>
       </w:tr>
       <w:tr>
+        <w:trPr/>
         <w:tc>
           <w:tcPr>
-            <w:tcW w:type="dxa" w:w="4997"/>
-            <w:shd w:fill="F8F7F3"/>
+            <w:tcW w:type="dxa" w:w="3000"/>
           </w:tcPr>
           <w:p>
-            <w:pPr>
-              <w:spacing w:after="40"/>
-            </w:pPr>
-            <w:r/>
             <w:r>
-              <w:rPr>
-                <w:rFonts w:ascii="Aptos" w:hAnsi="Aptos"/>
-                <w:b w:val="0"/>
-                <w:color w:val="292D2A"/>
-                <w:sz w:val="16"/>
-              </w:rPr>
               <w:t>Alumni</w:t>
             </w:r>
           </w:p>
         </w:tc>
         <w:tc>
           <w:tcPr>
-            <w:tcW w:type="dxa" w:w="4997"/>
-            <w:shd w:fill="F8F7F3"/>
+            <w:tcW w:type="dxa" w:w="6500"/>
           </w:tcPr>
           <w:p>
-            <w:pPr>
-              <w:spacing w:after="40"/>
-            </w:pPr>
-            <w:r/>
             <w:r>
-              <w:rPr>
-                <w:rFonts w:ascii="Aptos" w:hAnsi="Aptos"/>
-                <w:b w:val="0"/>
-                <w:color w:val="292D2A"/>
-                <w:sz w:val="16"/>
-              </w:rPr>
               <w:t>Read-only own history and issued certificates.</w:t>
             </w:r>
           </w:p>
         </w:tc>
       </w:tr>
     </w:tbl>
-    <w:p/>
     <w:p>
       <w:pPr>
         <w:pStyle w:val="Heading1"/>
@@ -1315,30 +831,23 @@
         <w:tblStyle w:val="TableGrid"/>
         <w:tblW w:type="auto" w:w="0"/>
         <w:jc w:val="center"/>
-        <w:tblLook w:firstColumn="1" w:firstRow="1" w:lastColumn="0" w:lastRow="0" w:noHBand="0" w:noVBand="1" w:val="04A0"/>
+        <w:tblLook w:firstRow="1" w:lastRow="0" w:firstColumn="1" w:lastColumn="0" w:noHBand="0" w:noVBand="1" w:val="04A0"/>
       </w:tblPr>
       <w:tblGrid>
-        <w:gridCol w:w="3331"/>
-        <w:gridCol w:w="3331"/>
-        <w:gridCol w:w="3331"/>
+        <w:gridCol w:w="2500"/>
+        <w:gridCol w:w="4800"/>
+        <w:gridCol w:w="2200"/>
       </w:tblGrid>
       <w:tr>
+        <w:trPr/>
         <w:tc>
           <w:tcPr>
-            <w:tcW w:type="dxa" w:w="3331"/>
-            <w:shd w:fill="1A3C29"/>
+            <w:tcW w:type="dxa" w:w="2500"/>
           </w:tcPr>
           <w:p>
-            <w:pPr>
-              <w:spacing w:after="40"/>
-            </w:pPr>
-            <w:r/>
             <w:r>
               <w:rPr>
-                <w:rFonts w:ascii="Aptos" w:hAnsi="Aptos"/>
                 <w:b/>
-                <w:color w:val="FFFFFF"/>
-                <w:sz w:val="16"/>
               </w:rPr>
               <w:t>Integration</w:t>
             </w:r>
@@ -1346,20 +855,12 @@
         </w:tc>
         <w:tc>
           <w:tcPr>
-            <w:tcW w:type="dxa" w:w="3331"/>
-            <w:shd w:fill="1A3C29"/>
+            <w:tcW w:type="dxa" w:w="4800"/>
           </w:tcPr>
           <w:p>
-            <w:pPr>
-              <w:spacing w:after="40"/>
-            </w:pPr>
-            <w:r/>
             <w:r>
               <w:rPr>
-                <w:rFonts w:ascii="Aptos" w:hAnsi="Aptos"/>
                 <w:b/>
-                <w:color w:val="FFFFFF"/>
-                <w:sz w:val="16"/>
               </w:rPr>
               <w:t>Behavior</w:t>
             </w:r>
@@ -1367,20 +868,12 @@
         </w:tc>
         <w:tc>
           <w:tcPr>
-            <w:tcW w:type="dxa" w:w="3331"/>
-            <w:shd w:fill="1A3C29"/>
+            <w:tcW w:type="dxa" w:w="2200"/>
           </w:tcPr>
           <w:p>
-            <w:pPr>
-              <w:spacing w:after="40"/>
-            </w:pPr>
-            <w:r/>
             <w:r>
               <w:rPr>
-                <w:rFonts w:ascii="Aptos" w:hAnsi="Aptos"/>
                 <w:b/>
-                <w:color w:val="FFFFFF"/>
-                <w:sz w:val="16"/>
               </w:rPr>
               <w:t>Status</w:t>
             </w:r>
@@ -1388,388 +881,237 @@
         </w:tc>
       </w:tr>
       <w:tr>
+        <w:trPr/>
         <w:tc>
           <w:tcPr>
-            <w:tcW w:type="dxa" w:w="3331"/>
-            <w:shd w:fill="F8F7F3"/>
+            <w:tcW w:type="dxa" w:w="2500"/>
           </w:tcPr>
           <w:p>
-            <w:pPr>
-              <w:spacing w:after="40"/>
-            </w:pPr>
-            <w:r/>
             <w:r>
-              <w:rPr>
-                <w:rFonts w:ascii="Aptos" w:hAnsi="Aptos"/>
-                <w:b w:val="0"/>
-                <w:color w:val="292D2A"/>
-                <w:sz w:val="16"/>
-              </w:rPr>
+              <w:t>MY Bharat External API</w:t>
+            </w:r>
+          </w:p>
+        </w:tc>
+        <w:tc>
+          <w:tcPr>
+            <w:tcW w:type="dxa" w:w="4800"/>
+          </w:tcPr>
+          <w:p>
+            <w:r>
+              <w:t>No direct external government API integration at launch; all cell data tracked natively.</w:t>
+            </w:r>
+          </w:p>
+        </w:tc>
+        <w:tc>
+          <w:tcPr>
+            <w:tcW w:type="dxa" w:w="2200"/>
+          </w:tcPr>
+          <w:p>
+            <w:r>
+              <w:t>Explicit Exclusion</w:t>
+            </w:r>
+          </w:p>
+        </w:tc>
+      </w:tr>
+      <w:tr>
+        <w:trPr/>
+        <w:tc>
+          <w:tcPr>
+            <w:tcW w:type="dxa" w:w="2500"/>
+          </w:tcPr>
+          <w:p>
+            <w:r>
+              <w:t>SAC Integration</w:t>
+            </w:r>
+          </w:p>
+        </w:tc>
+        <w:tc>
+          <w:tcPr>
+            <w:tcW w:type="dxa" w:w="4800"/>
+          </w:tcPr>
+          <w:p>
+            <w:r>
+              <w:t>No Student Activity Council integration or links.</w:t>
+            </w:r>
+          </w:p>
+        </w:tc>
+        <w:tc>
+          <w:tcPr>
+            <w:tcW w:type="dxa" w:w="2200"/>
+          </w:tcPr>
+          <w:p>
+            <w:r>
+              <w:t>Explicit Exclusion</w:t>
+            </w:r>
+          </w:p>
+        </w:tc>
+      </w:tr>
+      <w:tr>
+        <w:trPr/>
+        <w:tc>
+          <w:tcPr>
+            <w:tcW w:type="dxa" w:w="2500"/>
+          </w:tcPr>
+          <w:p>
+            <w:r>
+              <w:t>Public Cert Verification</w:t>
+            </w:r>
+          </w:p>
+        </w:tc>
+        <w:tc>
+          <w:tcPr>
+            <w:tcW w:type="dxa" w:w="4800"/>
+          </w:tcPr>
+          <w:p>
+            <w:r>
+              <w:t>No public verification portal, QR codes or public verification IDs.</w:t>
+            </w:r>
+          </w:p>
+        </w:tc>
+        <w:tc>
+          <w:tcPr>
+            <w:tcW w:type="dxa" w:w="2200"/>
+          </w:tcPr>
+          <w:p>
+            <w:r>
+              <w:t>Explicit Exclusion</w:t>
+            </w:r>
+          </w:p>
+        </w:tc>
+      </w:tr>
+      <w:tr>
+        <w:trPr/>
+        <w:tc>
+          <w:tcPr>
+            <w:tcW w:type="dxa" w:w="2500"/>
+          </w:tcPr>
+          <w:p>
+            <w:r>
               <w:t>Email</w:t>
             </w:r>
           </w:p>
         </w:tc>
         <w:tc>
           <w:tcPr>
-            <w:tcW w:type="dxa" w:w="3331"/>
-            <w:shd w:fill="F8F7F3"/>
+            <w:tcW w:type="dxa" w:w="4800"/>
           </w:tcPr>
           <w:p>
-            <w:pPr>
-              <w:spacing w:after="40"/>
-            </w:pPr>
-            <w:r/>
             <w:r>
-              <w:rPr>
-                <w:rFonts w:ascii="Aptos" w:hAnsi="Aptos"/>
-                <w:b w:val="0"/>
-                <w:color w:val="292D2A"/>
-                <w:sz w:val="16"/>
-              </w:rPr>
               <w:t>Template-based messages, delivery state and failure handling.</w:t>
             </w:r>
           </w:p>
         </w:tc>
         <w:tc>
           <w:tcPr>
-            <w:tcW w:type="dxa" w:w="3331"/>
-            <w:shd w:fill="F8F7F3"/>
+            <w:tcW w:type="dxa" w:w="2200"/>
           </w:tcPr>
           <w:p>
-            <w:pPr>
-              <w:spacing w:after="40"/>
-            </w:pPr>
-            <w:r/>
             <w:r>
-              <w:rPr>
-                <w:rFonts w:ascii="Aptos" w:hAnsi="Aptos"/>
-                <w:b w:val="0"/>
-                <w:color w:val="292D2A"/>
-                <w:sz w:val="16"/>
-              </w:rPr>
               <w:t>Provider pending.</w:t>
             </w:r>
           </w:p>
         </w:tc>
       </w:tr>
       <w:tr>
+        <w:trPr/>
         <w:tc>
           <w:tcPr>
-            <w:tcW w:type="dxa" w:w="3331"/>
+            <w:tcW w:type="dxa" w:w="2500"/>
           </w:tcPr>
           <w:p>
-            <w:pPr>
-              <w:spacing w:after="40"/>
-            </w:pPr>
-            <w:r/>
             <w:r>
-              <w:rPr>
-                <w:rFonts w:ascii="Aptos" w:hAnsi="Aptos"/>
-                <w:b w:val="0"/>
-                <w:color w:val="292D2A"/>
-                <w:sz w:val="16"/>
-              </w:rPr>
               <w:t>Storage</w:t>
             </w:r>
           </w:p>
         </w:tc>
         <w:tc>
           <w:tcPr>
-            <w:tcW w:type="dxa" w:w="3331"/>
+            <w:tcW w:type="dxa" w:w="4800"/>
           </w:tcPr>
           <w:p>
-            <w:pPr>
-              <w:spacing w:after="40"/>
-            </w:pPr>
-            <w:r/>
             <w:r>
-              <w:rPr>
-                <w:rFonts w:ascii="Aptos" w:hAnsi="Aptos"/>
-                <w:b w:val="0"/>
-                <w:color w:val="292D2A"/>
-                <w:sz w:val="16"/>
-              </w:rPr>
               <w:t>Private uploads, approved public assets, access control and backups.</w:t>
             </w:r>
           </w:p>
         </w:tc>
         <w:tc>
           <w:tcPr>
-            <w:tcW w:type="dxa" w:w="3331"/>
+            <w:tcW w:type="dxa" w:w="2200"/>
           </w:tcPr>
           <w:p>
-            <w:pPr>
-              <w:spacing w:after="40"/>
-            </w:pPr>
-            <w:r/>
             <w:r>
-              <w:rPr>
-                <w:rFonts w:ascii="Aptos" w:hAnsi="Aptos"/>
-                <w:b w:val="0"/>
-                <w:color w:val="292D2A"/>
-                <w:sz w:val="16"/>
-              </w:rPr>
               <w:t>Provider pending.</w:t>
             </w:r>
           </w:p>
         </w:tc>
       </w:tr>
       <w:tr>
+        <w:trPr/>
         <w:tc>
           <w:tcPr>
-            <w:tcW w:type="dxa" w:w="3331"/>
-            <w:shd w:fill="F8F7F3"/>
+            <w:tcW w:type="dxa" w:w="2500"/>
           </w:tcPr>
           <w:p>
-            <w:pPr>
-              <w:spacing w:after="40"/>
-            </w:pPr>
-            <w:r/>
             <w:r>
-              <w:rPr>
-                <w:rFonts w:ascii="Aptos" w:hAnsi="Aptos"/>
-                <w:b w:val="0"/>
-                <w:color w:val="292D2A"/>
-                <w:sz w:val="16"/>
-              </w:rPr>
               <w:t>Authentication</w:t>
             </w:r>
           </w:p>
         </w:tc>
         <w:tc>
           <w:tcPr>
-            <w:tcW w:type="dxa" w:w="3331"/>
-            <w:shd w:fill="F8F7F3"/>
+            <w:tcW w:type="dxa" w:w="4800"/>
           </w:tcPr>
           <w:p>
-            <w:pPr>
-              <w:spacing w:after="40"/>
-            </w:pPr>
-            <w:r/>
             <w:r>
-              <w:rPr>
-                <w:rFonts w:ascii="Aptos" w:hAnsi="Aptos"/>
-                <w:b w:val="0"/>
-                <w:color w:val="292D2A"/>
-                <w:sz w:val="16"/>
-              </w:rPr>
               <w:t>Email verification, reset, MFA, session revocation.</w:t>
             </w:r>
           </w:p>
         </w:tc>
         <w:tc>
           <w:tcPr>
-            <w:tcW w:type="dxa" w:w="3331"/>
-            <w:shd w:fill="F8F7F3"/>
+            <w:tcW w:type="dxa" w:w="2200"/>
           </w:tcPr>
           <w:p>
-            <w:pPr>
-              <w:spacing w:after="40"/>
-            </w:pPr>
-            <w:r/>
             <w:r>
-              <w:rPr>
-                <w:rFonts w:ascii="Aptos" w:hAnsi="Aptos"/>
-                <w:b w:val="0"/>
-                <w:color w:val="292D2A"/>
-                <w:sz w:val="16"/>
-              </w:rPr>
               <w:t>Provider pending.</w:t>
             </w:r>
           </w:p>
         </w:tc>
       </w:tr>
       <w:tr>
+        <w:trPr/>
         <w:tc>
           <w:tcPr>
-            <w:tcW w:type="dxa" w:w="3331"/>
+            <w:tcW w:type="dxa" w:w="2500"/>
           </w:tcPr>
           <w:p>
-            <w:pPr>
-              <w:spacing w:after="40"/>
-            </w:pPr>
-            <w:r/>
             <w:r>
-              <w:rPr>
-                <w:rFonts w:ascii="Aptos" w:hAnsi="Aptos"/>
-                <w:b w:val="0"/>
-                <w:color w:val="292D2A"/>
-                <w:sz w:val="16"/>
-              </w:rPr>
               <w:t>Calendar</w:t>
             </w:r>
           </w:p>
         </w:tc>
         <w:tc>
           <w:tcPr>
-            <w:tcW w:type="dxa" w:w="3331"/>
+            <w:tcW w:type="dxa" w:w="4800"/>
           </w:tcPr>
           <w:p>
-            <w:pPr>
-              <w:spacing w:after="40"/>
-            </w:pPr>
-            <w:r/>
             <w:r>
-              <w:rPr>
-                <w:rFonts w:ascii="Aptos" w:hAnsi="Aptos"/>
-                <w:b w:val="0"/>
-                <w:color w:val="292D2A"/>
-                <w:sz w:val="16"/>
-              </w:rPr>
-              <w:t>Generate .ics files for published events.</w:t>
+              <w:t>Generate .ics files for published events across all initiatives.</w:t>
             </w:r>
           </w:p>
         </w:tc>
         <w:tc>
           <w:tcPr>
-            <w:tcW w:type="dxa" w:w="3331"/>
+            <w:tcW w:type="dxa" w:w="2200"/>
           </w:tcPr>
           <w:p>
-            <w:pPr>
-              <w:spacing w:after="40"/>
-            </w:pPr>
-            <w:r/>
             <w:r>
-              <w:rPr>
-                <w:rFonts w:ascii="Aptos" w:hAnsi="Aptos"/>
-                <w:b w:val="0"/>
-                <w:color w:val="292D2A"/>
-                <w:sz w:val="16"/>
-              </w:rPr>
               <w:t>No paid integration required.</w:t>
             </w:r>
           </w:p>
         </w:tc>
       </w:tr>
-      <w:tr>
-        <w:tc>
-          <w:tcPr>
-            <w:tcW w:type="dxa" w:w="3331"/>
-            <w:shd w:fill="F8F7F3"/>
-          </w:tcPr>
-          <w:p>
-            <w:pPr>
-              <w:spacing w:after="40"/>
-            </w:pPr>
-            <w:r/>
-            <w:r>
-              <w:rPr>
-                <w:rFonts w:ascii="Aptos" w:hAnsi="Aptos"/>
-                <w:b w:val="0"/>
-                <w:color w:val="292D2A"/>
-                <w:sz w:val="16"/>
-              </w:rPr>
-              <w:t>Analytics</w:t>
-            </w:r>
-          </w:p>
-        </w:tc>
-        <w:tc>
-          <w:tcPr>
-            <w:tcW w:type="dxa" w:w="3331"/>
-            <w:shd w:fill="F8F7F3"/>
-          </w:tcPr>
-          <w:p>
-            <w:pPr>
-              <w:spacing w:after="40"/>
-            </w:pPr>
-            <w:r/>
-            <w:r>
-              <w:rPr>
-                <w:rFonts w:ascii="Aptos" w:hAnsi="Aptos"/>
-                <w:b w:val="0"/>
-                <w:color w:val="292D2A"/>
-                <w:sz w:val="16"/>
-              </w:rPr>
-              <w:t>Privacy-conscious aggregate measurement.</w:t>
-            </w:r>
-          </w:p>
-        </w:tc>
-        <w:tc>
-          <w:tcPr>
-            <w:tcW w:type="dxa" w:w="3331"/>
-            <w:shd w:fill="F8F7F3"/>
-          </w:tcPr>
-          <w:p>
-            <w:pPr>
-              <w:spacing w:after="40"/>
-            </w:pPr>
-            <w:r/>
-            <w:r>
-              <w:rPr>
-                <w:rFonts w:ascii="Aptos" w:hAnsi="Aptos"/>
-                <w:b w:val="0"/>
-                <w:color w:val="292D2A"/>
-                <w:sz w:val="16"/>
-              </w:rPr>
-              <w:t>Tool pending.</w:t>
-            </w:r>
-          </w:p>
-        </w:tc>
-      </w:tr>
-      <w:tr>
-        <w:tc>
-          <w:tcPr>
-            <w:tcW w:type="dxa" w:w="3331"/>
-          </w:tcPr>
-          <w:p>
-            <w:pPr>
-              <w:spacing w:after="40"/>
-            </w:pPr>
-            <w:r/>
-            <w:r>
-              <w:rPr>
-                <w:rFonts w:ascii="Aptos" w:hAnsi="Aptos"/>
-                <w:b w:val="0"/>
-                <w:color w:val="292D2A"/>
-                <w:sz w:val="16"/>
-              </w:rPr>
-              <w:t>Monitoring</w:t>
-            </w:r>
-          </w:p>
-        </w:tc>
-        <w:tc>
-          <w:tcPr>
-            <w:tcW w:type="dxa" w:w="3331"/>
-          </w:tcPr>
-          <w:p>
-            <w:pPr>
-              <w:spacing w:after="40"/>
-            </w:pPr>
-            <w:r/>
-            <w:r>
-              <w:rPr>
-                <w:rFonts w:ascii="Aptos" w:hAnsi="Aptos"/>
-                <w:b w:val="0"/>
-                <w:color w:val="292D2A"/>
-                <w:sz w:val="16"/>
-              </w:rPr>
-              <w:t>Relevant operational alerts with truthful failure status.</w:t>
-            </w:r>
-          </w:p>
-        </w:tc>
-        <w:tc>
-          <w:tcPr>
-            <w:tcW w:type="dxa" w:w="3331"/>
-          </w:tcPr>
-          <w:p>
-            <w:pPr>
-              <w:spacing w:after="40"/>
-            </w:pPr>
-            <w:r/>
-            <w:r>
-              <w:rPr>
-                <w:rFonts w:ascii="Aptos" w:hAnsi="Aptos"/>
-                <w:b w:val="0"/>
-                <w:color w:val="292D2A"/>
-                <w:sz w:val="16"/>
-              </w:rPr>
-              <w:t>Tool pending.</w:t>
-            </w:r>
-          </w:p>
-        </w:tc>
-      </w:tr>
     </w:tbl>
-    <w:p/>
     <w:p>
       <w:pPr>
         <w:pStyle w:val="Heading1"/>
@@ -1781,16 +1123,14 @@
     <w:p>
       <w:pPr>
         <w:pStyle w:val="ListBullet"/>
-        <w:spacing w:after="40"/>
       </w:pPr>
       <w:r>
-        <w:t>Daily database backup target; 90-day retention preference subject to provider and policy.</w:t>
+        <w:t>Daily database backup target; 90-day retention preference subject to provider limits and institutional policy.</w:t>
       </w:r>
     </w:p>
     <w:p>
       <w:pPr>
         <w:pStyle w:val="ListBullet"/>
-        <w:spacing w:after="40"/>
       </w:pPr>
       <w:r>
         <w:t>Include media and essential configuration; encrypt backups and restrict restore permissions.</w:t>
@@ -1799,7 +1139,6 @@
     <w:p>
       <w:pPr>
         <w:pStyle w:val="ListBullet"/>
-        <w:spacing w:after="40"/>
       </w:pPr>
       <w:r>
         <w:t>Periodically restore in an isolated environment and record results.</w:t>
@@ -1808,16 +1147,6 @@
     <w:p>
       <w:pPr>
         <w:pStyle w:val="ListBullet"/>
-        <w:spacing w:after="40"/>
-      </w:pPr>
-      <w:r>
-        <w:t>Maintain runbooks for rollback, restore, compromised admin access and email failure.</w:t>
-      </w:r>
-    </w:p>
-    <w:p>
-      <w:pPr>
-        <w:pStyle w:val="ListBullet"/>
-        <w:spacing w:after="40"/>
       </w:pPr>
       <w:r>
         <w:t>At least two technical maintainers must be able to deploy and recover.</w:t>
@@ -1834,7 +1163,6 @@
     <w:p>
       <w:pPr>
         <w:pStyle w:val="ListBullet"/>
-        <w:spacing w:after="40"/>
       </w:pPr>
       <w:r>
         <w:t>Set numerical Core Web Vitals and response-time thresholds before implementation completion.</w:t>
@@ -1843,37 +1171,25 @@
     <w:p>
       <w:pPr>
         <w:pStyle w:val="ListBullet"/>
-        <w:spacing w:after="40"/>
       </w:pPr>
       <w:r>
-        <w:t>Optimize images, use responsive formats, lazy-load below-the-fold images, code split and cache sensibly.</w:t>
+        <w:t>Optimize images, use responsive formats, lazy-load below-the-fold assets, code split and cache sensibly.</w:t>
       </w:r>
     </w:p>
     <w:p>
       <w:pPr>
         <w:pStyle w:val="ListBullet"/>
-        <w:spacing w:after="40"/>
       </w:pPr>
       <w:r>
-        <w:t>Animations must not block input or cause layout shifts; respect reduced motion and pause controls.</w:t>
+        <w:t>Target WCAG 2.2 AA with automated and manual review; verify visible focus, contrast and screen-reader support.</w:t>
       </w:r>
     </w:p>
     <w:p>
       <w:pPr>
         <w:pStyle w:val="ListBullet"/>
-        <w:spacing w:after="40"/>
       </w:pPr>
       <w:r>
-        <w:t>Target WCAG 2.2 AA with automated and manual review.</w:t>
-      </w:r>
-    </w:p>
-    <w:p>
-      <w:pPr>
-        <w:pStyle w:val="ListBullet"/>
-        <w:spacing w:after="40"/>
-      </w:pPr>
-      <w:r>
-        <w:t>Implement truthful loading, empty, error, success and timeout states.</w:t>
+        <w:t>Animations must respect prefers-reduced-motion; no blocking spinners or faked progress.</w:t>
       </w:r>
     </w:p>
     <w:p>
@@ -1884,338 +1200,78 @@
         <w:t>9. Environments</w:t>
       </w:r>
     </w:p>
-    <w:tbl>
-      <w:tblPr>
-        <w:tblStyle w:val="TableGrid"/>
-        <w:tblW w:type="auto" w:w="0"/>
-        <w:jc w:val="center"/>
-        <w:tblLook w:firstColumn="1" w:firstRow="1" w:lastColumn="0" w:lastRow="0" w:noHBand="0" w:noVBand="1" w:val="04A0"/>
-      </w:tblPr>
-      <w:tblGrid>
-        <w:gridCol w:w="3331"/>
-        <w:gridCol w:w="3331"/>
-        <w:gridCol w:w="3331"/>
-      </w:tblGrid>
-      <w:tr>
-        <w:tc>
-          <w:tcPr>
-            <w:tcW w:type="dxa" w:w="3331"/>
-            <w:shd w:fill="1A3C29"/>
-          </w:tcPr>
-          <w:p>
-            <w:pPr>
-              <w:spacing w:after="40"/>
-            </w:pPr>
-            <w:r/>
-            <w:r>
-              <w:rPr>
-                <w:rFonts w:ascii="Aptos" w:hAnsi="Aptos"/>
-                <w:b/>
-                <w:color w:val="FFFFFF"/>
-                <w:sz w:val="16"/>
-              </w:rPr>
-              <w:t>Environment</w:t>
-            </w:r>
-          </w:p>
-        </w:tc>
-        <w:tc>
-          <w:tcPr>
-            <w:tcW w:type="dxa" w:w="3331"/>
-            <w:shd w:fill="1A3C29"/>
-          </w:tcPr>
-          <w:p>
-            <w:pPr>
-              <w:spacing w:after="40"/>
-            </w:pPr>
-            <w:r/>
-            <w:r>
-              <w:rPr>
-                <w:rFonts w:ascii="Aptos" w:hAnsi="Aptos"/>
-                <w:b/>
-                <w:color w:val="FFFFFF"/>
-                <w:sz w:val="16"/>
-              </w:rPr>
-              <w:t>Purpose</w:t>
-            </w:r>
-          </w:p>
-        </w:tc>
-        <w:tc>
-          <w:tcPr>
-            <w:tcW w:type="dxa" w:w="3331"/>
-            <w:shd w:fill="1A3C29"/>
-          </w:tcPr>
-          <w:p>
-            <w:pPr>
-              <w:spacing w:after="40"/>
-            </w:pPr>
-            <w:r/>
-            <w:r>
-              <w:rPr>
-                <w:rFonts w:ascii="Aptos" w:hAnsi="Aptos"/>
-                <w:b/>
-                <w:color w:val="FFFFFF"/>
-                <w:sz w:val="16"/>
-              </w:rPr>
-              <w:t>Rules</w:t>
-            </w:r>
-          </w:p>
-        </w:tc>
-      </w:tr>
-      <w:tr>
-        <w:tc>
-          <w:tcPr>
-            <w:tcW w:type="dxa" w:w="3331"/>
-            <w:shd w:fill="F8F7F3"/>
-          </w:tcPr>
-          <w:p>
-            <w:pPr>
-              <w:spacing w:after="40"/>
-            </w:pPr>
-            <w:r/>
-            <w:r>
-              <w:rPr>
-                <w:rFonts w:ascii="Aptos" w:hAnsi="Aptos"/>
-                <w:b w:val="0"/>
-                <w:color w:val="292D2A"/>
-                <w:sz w:val="16"/>
-              </w:rPr>
-              <w:t>Development</w:t>
-            </w:r>
-          </w:p>
-        </w:tc>
-        <w:tc>
-          <w:tcPr>
-            <w:tcW w:type="dxa" w:w="3331"/>
-            <w:shd w:fill="F8F7F3"/>
-          </w:tcPr>
-          <w:p>
-            <w:pPr>
-              <w:spacing w:after="40"/>
-            </w:pPr>
-            <w:r/>
-            <w:r>
-              <w:rPr>
-                <w:rFonts w:ascii="Aptos" w:hAnsi="Aptos"/>
-                <w:b w:val="0"/>
-                <w:color w:val="292D2A"/>
-                <w:sz w:val="16"/>
-              </w:rPr>
-              <w:t>Implementation and local testing.</w:t>
-            </w:r>
-          </w:p>
-        </w:tc>
-        <w:tc>
-          <w:tcPr>
-            <w:tcW w:type="dxa" w:w="3331"/>
-            <w:shd w:fill="F8F7F3"/>
-          </w:tcPr>
-          <w:p>
-            <w:pPr>
-              <w:spacing w:after="40"/>
-            </w:pPr>
-            <w:r/>
-            <w:r>
-              <w:rPr>
-                <w:rFonts w:ascii="Aptos" w:hAnsi="Aptos"/>
-                <w:b w:val="0"/>
-                <w:color w:val="292D2A"/>
-                <w:sz w:val="16"/>
-              </w:rPr>
-              <w:t>No production secrets; use test data.</w:t>
-            </w:r>
-          </w:p>
-        </w:tc>
-      </w:tr>
-      <w:tr>
-        <w:tc>
-          <w:tcPr>
-            <w:tcW w:type="dxa" w:w="3331"/>
-          </w:tcPr>
-          <w:p>
-            <w:pPr>
-              <w:spacing w:after="40"/>
-            </w:pPr>
-            <w:r/>
-            <w:r>
-              <w:rPr>
-                <w:rFonts w:ascii="Aptos" w:hAnsi="Aptos"/>
-                <w:b w:val="0"/>
-                <w:color w:val="292D2A"/>
-                <w:sz w:val="16"/>
-              </w:rPr>
-              <w:t>Preview/staging</w:t>
-            </w:r>
-          </w:p>
-        </w:tc>
-        <w:tc>
-          <w:tcPr>
-            <w:tcW w:type="dxa" w:w="3331"/>
-          </w:tcPr>
-          <w:p>
-            <w:pPr>
-              <w:spacing w:after="40"/>
-            </w:pPr>
-            <w:r/>
-            <w:r>
-              <w:rPr>
-                <w:rFonts w:ascii="Aptos" w:hAnsi="Aptos"/>
-                <w:b w:val="0"/>
-                <w:color w:val="292D2A"/>
-                <w:sz w:val="16"/>
-              </w:rPr>
-              <w:t>Review workflows and responsive UI.</w:t>
-            </w:r>
-          </w:p>
-        </w:tc>
-        <w:tc>
-          <w:tcPr>
-            <w:tcW w:type="dxa" w:w="3331"/>
-          </w:tcPr>
-          <w:p>
-            <w:pPr>
-              <w:spacing w:after="40"/>
-            </w:pPr>
-            <w:r/>
-            <w:r>
-              <w:rPr>
-                <w:rFonts w:ascii="Aptos" w:hAnsi="Aptos"/>
-                <w:b w:val="0"/>
-                <w:color w:val="292D2A"/>
-                <w:sz w:val="16"/>
-              </w:rPr>
-              <w:t>Restricted access; no accidental indexing/publication.</w:t>
-            </w:r>
-          </w:p>
-        </w:tc>
-      </w:tr>
-      <w:tr>
-        <w:tc>
-          <w:tcPr>
-            <w:tcW w:type="dxa" w:w="3331"/>
-            <w:shd w:fill="F8F7F3"/>
-          </w:tcPr>
-          <w:p>
-            <w:pPr>
-              <w:spacing w:after="40"/>
-            </w:pPr>
-            <w:r/>
-            <w:r>
-              <w:rPr>
-                <w:rFonts w:ascii="Aptos" w:hAnsi="Aptos"/>
-                <w:b w:val="0"/>
-                <w:color w:val="292D2A"/>
-                <w:sz w:val="16"/>
-              </w:rPr>
-              <w:t>Production</w:t>
-            </w:r>
-          </w:p>
-        </w:tc>
-        <w:tc>
-          <w:tcPr>
-            <w:tcW w:type="dxa" w:w="3331"/>
-            <w:shd w:fill="F8F7F3"/>
-          </w:tcPr>
-          <w:p>
-            <w:pPr>
-              <w:spacing w:after="40"/>
-            </w:pPr>
-            <w:r/>
-            <w:r>
-              <w:rPr>
-                <w:rFonts w:ascii="Aptos" w:hAnsi="Aptos"/>
-                <w:b w:val="0"/>
-                <w:color w:val="292D2A"/>
-                <w:sz w:val="16"/>
-              </w:rPr>
-              <w:t>Approved live website/portals.</w:t>
-            </w:r>
-          </w:p>
-        </w:tc>
-        <w:tc>
-          <w:tcPr>
-            <w:tcW w:type="dxa" w:w="3331"/>
-            <w:shd w:fill="F8F7F3"/>
-          </w:tcPr>
-          <w:p>
-            <w:pPr>
-              <w:spacing w:after="40"/>
-            </w:pPr>
-            <w:r/>
-            <w:r>
-              <w:rPr>
-                <w:rFonts w:ascii="Aptos" w:hAnsi="Aptos"/>
-                <w:b w:val="0"/>
-                <w:color w:val="292D2A"/>
-                <w:sz w:val="16"/>
-              </w:rPr>
-              <w:t>HTTPS, secret management, monitoring, backups and rollback.</w:t>
-            </w:r>
-          </w:p>
-        </w:tc>
-      </w:tr>
-    </w:tbl>
-    <w:p/>
+    <w:p>
+      <w:pPr>
+        <w:pStyle w:val="ListBullet"/>
+      </w:pPr>
+      <w:r>
+        <w:t>Development: implementation and local testing with test data; registration stays closed.</w:t>
+      </w:r>
+    </w:p>
+    <w:p>
+      <w:pPr>
+        <w:pStyle w:val="ListBullet"/>
+      </w:pPr>
+      <w:r>
+        <w:t>Preview/staging: review multi-track registration, dual queues and responsive UI; restricted access.</w:t>
+      </w:r>
+    </w:p>
+    <w:p>
+      <w:pPr>
+        <w:pStyle w:val="ListBullet"/>
+      </w:pPr>
+      <w:r>
+        <w:t>Production: approved live website/portals; HTTPS, secret management, monitoring and backups.</w:t>
+      </w:r>
+    </w:p>
     <w:p>
       <w:pPr>
         <w:pStyle w:val="Heading1"/>
       </w:pPr>
       <w:r>
-        <w:t>10. Decisions pending</w:t>
+        <w:t>10. Pending institutional confirmation</w:t>
       </w:r>
     </w:p>
     <w:p>
       <w:pPr>
         <w:pStyle w:val="ListBullet"/>
-        <w:spacing w:after="40"/>
       </w:pPr>
       <w:r>
-        <w:t>Frontend framework and component/styling library.</w:t>
+        <w:t>Pending Institutional Confirmation: Joint event service-hour crediting rules (no double-counting).</w:t>
       </w:r>
     </w:p>
     <w:p>
       <w:pPr>
         <w:pStyle w:val="ListBullet"/>
-        <w:spacing w:after="40"/>
       </w:pPr>
       <w:r>
-        <w:t>Database/auth/storage/hosting/email/monitoring vendors and pricing.</w:t>
+        <w:t>Pending Institutional Confirmation: Official service-hour targets (120-hour benchmark) and certificate policies.</w:t>
       </w:r>
     </w:p>
     <w:p>
       <w:pPr>
         <w:pStyle w:val="ListBullet"/>
-        <w:spacing w:after="40"/>
       </w:pPr>
       <w:r>
-        <w:t>Data retention, backup implementation and recovery objectives.</w:t>
+        <w:t>Pending Institutional Confirmation: Approval authority workflow for dual-track volunteer applicants (Both).</w:t>
       </w:r>
     </w:p>
     <w:p>
       <w:pPr>
         <w:pStyle w:val="ListBullet"/>
-        <w:spacing w:after="40"/>
       </w:pPr>
       <w:r>
-        <w:t>Official domain/DNS and institutional account ownership.</w:t>
+        <w:t>Pending Institutional Confirmation: Database and hosting vendor selection (Supabase pricing/limits review).</w:t>
       </w:r>
     </w:p>
     <w:p>
       <w:pPr>
         <w:pStyle w:val="ListBullet"/>
-        <w:spacing w:after="40"/>
       </w:pPr>
       <w:r>
-        <w:t>Institutional rules for certificates, service hours and eligibility.</w:t>
+        <w:t>Pending Institutional Confirmation: Domain and DNS ownership handover.</w:t>
       </w:r>
     </w:p>
-    <w:sectPr>
-      <w:headerReference w:type="default" r:id="rId9"/>
-      <w:footerReference w:type="default" r:id="rId10"/>
-      <w:pgSz w:w="12240" w:h="15840"/>
-      <w:pgMar w:top="1008" w:right="1123" w:bottom="1008" w:left="1123" w:header="720" w:footer="720" w:gutter="0"/>
-      <w:cols w:space="720"/>
-      <w:docGrid w:linePitch="360"/>
-    </w:sectPr>
   </w:body>
 </w:document>
 </file>
